--- a/policies/build/sop_record_masters/HRM/SOP_HRM.1.e_job_description.docx
+++ b/policies/build/sop_record_masters/HRM/SOP_HRM.1.e_job_description.docx
@@ -42,7 +42,7 @@
           </w:p>
           <w:p>
             <w:r>
-              <w:t>This SOP explains how «Hospital Name» defines and keeps current the job description for every staff category. If you're new to this SOP: a job description is not done until the template is approved, the specific role's copy is signed at joining, and it is reviewed annually — an unsigned or stale job description does not count as implemented.</w:t>
+              <w:t>This SOP explains how «Hospital Name» defines and keeps current the job description for every staff category, including what happens if someone refuses to sign and how a reporting-line change ripples out to every other job description that names it. If you're new to this SOP: an unsigned job description is never just left that way — a refusal gets documented and escalated, and a reporting-line change is reissued to every job description it touches, not just the one role that formally changed.</w:t>
             </w:r>
           </w:p>
         </w:tc>
@@ -208,7 +208,7 @@
     </w:p>
     <w:p>
       <w:r>
-        <w:t>This SOP sets out how «Hospital Name» defines, documents, and keeps current the reporting relationship, job specification and job description for every category of staff — so that every employee knows who they report to, what the role requires, and what they are accountable for, in writing rather than by custom.</w:t>
+        <w:t>This SOP sets out how «Hospital Name» defines, documents, and keeps current the reporting relationship, job specification and job description for every category of staff, including what happens if an employee refuses to sign and how a reporting-line change is propagated to every job description it affects — so that every employee knows who they report to, what the role requires, and what they are accountable for, in writing rather than by custom.</w:t>
       </w:r>
     </w:p>
     <w:p>
@@ -240,7 +240,7 @@
         <w:t xml:space="preserve">HR In-Charge / Personnel Officer: </w:t>
       </w:r>
       <w:r>
-        <w:t>owns the job description template, files the signed copy in each employee's personnel file, and tracks the annual review.</w:t>
+        <w:t>owns the job description template, files the signed copy in each employee's personnel file, tracks the annual review, and escalates an unsigned job description.</w:t>
       </w:r>
     </w:p>
     <w:p>
@@ -251,7 +251,7 @@
         <w:t xml:space="preserve">Department Heads: </w:t>
       </w:r>
       <w:r>
-        <w:t>draft and keep current the job description for roles in their department, and confirm the stated reporting line is accurate.</w:t>
+        <w:t>draft and keep current the job description for roles in their department, confirm the stated reporting line is accurate, and identify every job description affected when a reporting line changes.</w:t>
       </w:r>
     </w:p>
     <w:p>
@@ -262,7 +262,7 @@
         <w:t xml:space="preserve">Medical Superintendent: </w:t>
       </w:r>
       <w:r>
-        <w:t>approves the job description template and any change to a reporting relationship above department level.</w:t>
+        <w:t>approves the job description template, any change to a reporting relationship above department level, and decides the outcome where a staff member refuses to sign.</w:t>
       </w:r>
     </w:p>
     <w:p>
@@ -299,7 +299,7 @@
     </w:p>
     <w:p>
       <w:r>
-        <w:t>2. The Medical Superintendent approves the template and any structural change to it. (Record 1)</w:t>
+        <w:t>2. The Medical Superintendent approves the template and any structural change to it. (Record 4)</w:t>
       </w:r>
     </w:p>
     <w:p>
@@ -333,7 +333,7 @@
     </w:p>
     <w:p>
       <w:r>
-        <w:t>3. The HR In-Charge files the signed copy in the employee's personnel file. (Record 2)</w:t>
+        <w:t>3. The HR In-Charge files the signed copy in the employee's personnel file. (Record 5)</w:t>
       </w:r>
     </w:p>
     <w:p>
@@ -341,7 +341,7 @@
         <w:pStyle w:val="Heading2"/>
       </w:pPr>
       <w:r>
-        <w:t>4.3 Review and update annually</w:t>
+        <w:t>4.3 Handle a refusal to sign</w:t>
       </w:r>
     </w:p>
     <w:p>
@@ -352,7 +352,41 @@
         <w:t xml:space="preserve">Why this step matters: </w:t>
       </w:r>
       <w:r>
-        <w:t>A job description that is never revisited drifts away from what the person actually does, which is exactly when the written reporting line stops matching reality.</w:t>
+        <w:t>An employee who refuses to sign cannot simply be left unsigned indefinitely — an unsigned job description is functionally the same gap as never having issued one at all, so the refusal itself has to be documented and escalated, not quietly dropped.</w:t>
+      </w:r>
+    </w:p>
+    <w:p>
+      <w:r>
+        <w:t>1. Where an employee declines to sign, the department head records the refusal and the stated reason, and escalates to the HR In-Charge the same day.</w:t>
+      </w:r>
+    </w:p>
+    <w:p>
+      <w:r>
+        <w:t>2. The Medical Superintendent reviews the refusal and decides the outcome — clarifying the job description, formally noting the employee's objection on file, or another resolution — within a defined period.</w:t>
+      </w:r>
+    </w:p>
+    <w:p>
+      <w:r>
+        <w:t>3. The personnel file records both the refusal and how it was resolved; it is never left as simply 'not signed' with no explanation. (Record 6)</w:t>
+      </w:r>
+    </w:p>
+    <w:p>
+      <w:pPr>
+        <w:pStyle w:val="Heading2"/>
+      </w:pPr>
+      <w:r>
+        <w:t>4.4 Review annually, and propagate a reporting-line change</w:t>
+      </w:r>
+    </w:p>
+    <w:p>
+      <w:r>
+        <w:rPr>
+          <w:b/>
+        </w:rPr>
+        <w:t xml:space="preserve">Why this step matters: </w:t>
+      </w:r>
+      <w:r>
+        <w:t>A job description that is never revisited drifts away from what the person actually does — and a reporting-line change made for one role (a promotion, a department restructuring) often affects several other job descriptions that reference it, not just the one role that changed.</w:t>
       </w:r>
     </w:p>
     <w:p>
@@ -362,12 +396,12 @@
     </w:p>
     <w:p>
       <w:r>
-        <w:t>2. Any change is re-signed by the employee and re-filed.</w:t>
+        <w:t>2. When a reporting line changes, the department head identifies every other job description that names the changed role as a reporting line, and reissues all of them together, not just the one role that changed.</w:t>
       </w:r>
     </w:p>
     <w:p>
       <w:r>
-        <w:t>3. The HR In-Charge tracks which job descriptions are due for review and escalates overdue ones to the department head. (Record 3)</w:t>
+        <w:t>3. Any change is re-signed by the employee and re-filed; the HR In-Charge tracks which job descriptions are due for review and escalates overdue ones to the department head. (Record 4)</w:t>
       </w:r>
     </w:p>
     <w:p>
@@ -380,7 +414,7 @@
     </w:p>
     <w:p>
       <w:r>
-        <w:t>This SOP produces and maintains Records 1-3 (see the HRM.1 Records folder).</w:t>
+        <w:t>This SOP produces and maintains Records 4-6 (see the HRM.1 Records folder).</w:t>
       </w:r>
     </w:p>
     <w:p>
@@ -420,7 +454,19 @@
         <w:pStyle w:val="ListParagraph"/>
       </w:pPr>
       <w:r>
-        <w:t>National Accreditation Board for Hospitals and Healthcare Providers (NABH), Standards for Small Healthcare Organisations, 3rd Edition — Human Resource Management chapter, standard HRM.1.</w:t>
+        <w:t xml:space="preserve">National Accreditation Board for Hospitals and Healthcare Providers. (2022). Standards for Small Healthcare Organisations (3rd ed.). </w:t>
+      </w:r>
+      <w:hyperlink r:id="rId9">
+        <w:r>
+          <w:rPr>
+            <w:color w:val="0563C1"/>
+            <w:u w:val="single"/>
+          </w:rPr>
+          <w:t>NABH SHCO Accreditation Programme page</w:t>
+        </w:r>
+      </w:hyperlink>
+      <w:r>
+        <w:t>. Human Resource Management chapter, standard HRM.1.</w:t>
       </w:r>
     </w:p>
     <w:p>
@@ -433,7 +479,7 @@
     </w:p>
     <w:p>
       <w:r>
-        <w:t>This SOP is reviewed at least annually by the Quality Coordinator together with the HR In-Charge, and sooner if an audit finds a job description missing or unsigned in a personnel file.</w:t>
+        <w:t>This SOP is reviewed at least annually by the Quality Coordinator together with the HR In-Charge, and sooner if an audit finds a job description missing or unsigned in a personnel file, or a reporting-line change was not propagated to every job description it affected.</w:t>
       </w:r>
     </w:p>
     <w:sectPr>

--- a/policies/build/sop_record_masters/HRM/SOP_HRM.1.e_job_description.docx
+++ b/policies/build/sop_record_masters/HRM/SOP_HRM.1.e_job_description.docx
@@ -295,6 +295,35 @@
     <w:p>
       <w:r>
         <w:t>1. The HR In-Charge maintains one job description template covering: designation, department, reporting line, key responsibilities, qualifications required, and performance indicators.</w:t>
+      </w:r>
+    </w:p>
+    <w:p>
+      <w:r>
+        <w:rPr>
+          <w:b/>
+          <w:i/>
+        </w:rPr>
+        <w:t xml:space="preserve">Technical source(s) for this step: </w:t>
+      </w:r>
+    </w:p>
+    <w:p>
+      <w:pPr>
+        <w:pStyle w:val="ListParagraph"/>
+      </w:pPr>
+      <w:r>
+        <w:t xml:space="preserve">International Organization for Standardization. (2026). </w:t>
+      </w:r>
+      <w:hyperlink r:id="rId10">
+        <w:r>
+          <w:rPr>
+            <w:color w:val="0563C1"/>
+            <w:u w:val="single"/>
+          </w:rPr>
+          <w:t>ISO 9001:2026, Quality management systems — Requirements</w:t>
+        </w:r>
+      </w:hyperlink>
+      <w:r>
+        <w:t>, clause 5.3 (Organizational roles, responsibilities and authorities). Referenced as an external benchmark for what a role description should actually define; SHCO accreditation does not itself require ISO 9001 certification.</w:t>
       </w:r>
     </w:p>
     <w:p>

--- a/policies/build/sop_record_masters/HRM/SOP_HRM.1.e_job_description.docx
+++ b/policies/build/sop_record_masters/HRM/SOP_HRM.1.e_job_description.docx
@@ -309,6 +309,7 @@
     <w:p>
       <w:pPr>
         <w:pStyle w:val="ListParagraph"/>
+        <w:spacing w:after="200" w:before="40"/>
       </w:pPr>
       <w:r>
         <w:t xml:space="preserve">International Organization for Standardization. (2026). </w:t>
@@ -481,6 +482,7 @@
     <w:p>
       <w:pPr>
         <w:pStyle w:val="ListParagraph"/>
+        <w:spacing w:after="200" w:before="40"/>
       </w:pPr>
       <w:r>
         <w:t xml:space="preserve">National Accreditation Board for Hospitals and Healthcare Providers. (2022). Standards for Small Healthcare Organisations (3rd ed.). </w:t>

--- a/policies/build/sop_record_masters/HRM/SOP_HRM.1.e_job_description.docx
+++ b/policies/build/sop_record_masters/HRM/SOP_HRM.1.e_job_description.docx
@@ -309,10 +309,11 @@
     <w:p>
       <w:pPr>
         <w:pStyle w:val="ListParagraph"/>
-        <w:spacing w:after="200" w:before="40"/>
+        <w:spacing w:after="240" w:before="80"/>
+        <w:contextualSpacing w:val="0"/>
       </w:pPr>
       <w:r>
-        <w:t xml:space="preserve">International Organization for Standardization. (2026). </w:t>
+        <w:t xml:space="preserve">• International Organization for Standardization. (2026). </w:t>
       </w:r>
       <w:hyperlink r:id="rId10">
         <w:r>
@@ -482,10 +483,11 @@
     <w:p>
       <w:pPr>
         <w:pStyle w:val="ListParagraph"/>
-        <w:spacing w:after="200" w:before="40"/>
+        <w:spacing w:after="240" w:before="80"/>
+        <w:contextualSpacing w:val="0"/>
       </w:pPr>
       <w:r>
-        <w:t xml:space="preserve">National Accreditation Board for Hospitals and Healthcare Providers. (2022). Standards for Small Healthcare Organisations (3rd ed.). </w:t>
+        <w:t xml:space="preserve">• National Accreditation Board for Hospitals and Healthcare Providers. (2022). Standards for Small Healthcare Organisations (3rd ed.). </w:t>
       </w:r>
       <w:hyperlink r:id="rId9">
         <w:r>

--- a/policies/build/sop_record_masters/HRM/SOP_HRM.1.e_job_description.docx
+++ b/policies/build/sop_record_masters/HRM/SOP_HRM.1.e_job_description.docx
@@ -14,40 +14,9 @@
     </w:p>
     <w:p>
       <w:r>
-        <w:t>«Hospital Name» — Supports HRM.1.e</w:t>
+        <w:t>«Hospital Name» — SOP-HRM.1.e — Version 1.0</w:t>
       </w:r>
     </w:p>
-    <w:p/>
-    <w:tbl>
-      <w:tblPr>
-        <w:tblStyle w:val="TableGrid"/>
-        <w:tblW w:type="auto" w:w="0"/>
-        <w:tblLook w:firstColumn="1" w:firstRow="1" w:lastColumn="0" w:lastRow="0" w:noHBand="0" w:noVBand="1" w:val="04A0"/>
-      </w:tblPr>
-      <w:tblGrid>
-        <w:gridCol w:w="8640"/>
-      </w:tblGrid>
-      <w:tr>
-        <w:tc>
-          <w:tcPr>
-            <w:tcW w:type="dxa" w:w="8640"/>
-          </w:tcPr>
-          <w:p>
-            <w:r>
-              <w:rPr>
-                <w:b/>
-              </w:rPr>
-              <w:t>Why does this SOP exist? (read this first if you're new)</w:t>
-            </w:r>
-          </w:p>
-          <w:p>
-            <w:r>
-              <w:t>This SOP explains how «Hospital Name» defines and keeps current the job description for every staff category, including what happens if someone refuses to sign and how a reporting-line change ripples out to every other job description that names it. If you're new to this SOP: an unsigned job description is never just left that way — a refusal gets documented and escalated, and a reporting-line change is reissued to every job description it touches, not just the one role that formally changed.</w:t>
-            </w:r>
-          </w:p>
-        </w:tc>
-      </w:tr>
-    </w:tbl>
     <w:p/>
     <w:tbl>
       <w:tblPr>
@@ -62,9 +31,6 @@
         <w:gridCol w:w="2160"/>
       </w:tblGrid>
       <w:tr>
-        <w:trPr>
-          <w:cantSplit/>
-        </w:trPr>
         <w:tc>
           <w:tcPr>
             <w:tcW w:type="dxa" w:w="2160"/>
@@ -81,7 +47,7 @@
           </w:tcPr>
           <w:p>
             <w:r>
-              <w:t>«Hospital to define»</w:t>
+              <w:t>SOP-HRM.1.e</w:t>
             </w:r>
           </w:p>
         </w:tc>
@@ -107,9 +73,6 @@
         </w:tc>
       </w:tr>
       <w:tr>
-        <w:trPr>
-          <w:cantSplit/>
-        </w:trPr>
         <w:tc>
           <w:tcPr>
             <w:tcW w:type="dxa" w:w="2160"/>
@@ -151,51 +114,6 @@
           </w:p>
         </w:tc>
       </w:tr>
-      <w:tr>
-        <w:trPr>
-          <w:cantSplit/>
-        </w:trPr>
-        <w:tc>
-          <w:tcPr>
-            <w:tcW w:type="dxa" w:w="2160"/>
-          </w:tcPr>
-          <w:p>
-            <w:r>
-              <w:t>Prepared By</w:t>
-            </w:r>
-          </w:p>
-        </w:tc>
-        <w:tc>
-          <w:tcPr>
-            <w:tcW w:type="dxa" w:w="2160"/>
-          </w:tcPr>
-          <w:p>
-            <w:r>
-              <w:t>Quality Coordinator   Name: ________   Signature: ________</w:t>
-            </w:r>
-          </w:p>
-        </w:tc>
-        <w:tc>
-          <w:tcPr>
-            <w:tcW w:type="dxa" w:w="2160"/>
-          </w:tcPr>
-          <w:p>
-            <w:r>
-              <w:t>Approved By</w:t>
-            </w:r>
-          </w:p>
-        </w:tc>
-        <w:tc>
-          <w:tcPr>
-            <w:tcW w:type="dxa" w:w="2160"/>
-          </w:tcPr>
-          <w:p>
-            <w:r>
-              <w:t>Medical Superintendent   Name: ________   Signature: ________</w:t>
-            </w:r>
-          </w:p>
-        </w:tc>
-      </w:tr>
     </w:tbl>
     <w:p/>
     <w:p>
@@ -206,9 +124,78 @@
         <w:t>1. Purpose</w:t>
       </w:r>
     </w:p>
+    <w:tbl>
+      <w:tblPr>
+        <w:tblStyle w:val="TableGrid"/>
+        <w:tblW w:type="auto" w:w="0"/>
+        <w:tblLook w:firstColumn="1" w:firstRow="1" w:lastColumn="0" w:lastRow="0" w:noHBand="0" w:noVBand="1" w:val="04A0"/>
+      </w:tblPr>
+      <w:tblGrid>
+        <w:gridCol w:w="8640"/>
+      </w:tblGrid>
+      <w:tr>
+        <w:tc>
+          <w:tcPr>
+            <w:tcW w:type="dxa" w:w="8640"/>
+          </w:tcPr>
+          <w:p>
+            <w:r>
+              <w:t>This SOP sets out how «Hospital Name» defines, documents, and keeps current the reporting relationship, job specification and job description for every category of staff, including what happens if an employee refuses to sign and how a reporting-line change is propagated to every job description it affects -- so every employee knows who they report to, what the role requires, and what they are accountable for, in writing rather than by custom.</w:t>
+            </w:r>
+          </w:p>
+        </w:tc>
+      </w:tr>
+    </w:tbl>
+    <w:p/>
+    <w:tbl>
+      <w:tblPr>
+        <w:tblStyle w:val="TableGrid"/>
+        <w:tblW w:type="auto" w:w="0"/>
+        <w:tblLook w:firstColumn="1" w:firstRow="1" w:lastColumn="0" w:lastRow="0" w:noHBand="0" w:noVBand="1" w:val="04A0"/>
+      </w:tblPr>
+      <w:tblGrid>
+        <w:gridCol w:w="8640"/>
+      </w:tblGrid>
+      <w:tr>
+        <w:tc>
+          <w:tcPr>
+            <w:tcW w:type="dxa" w:w="8640"/>
+          </w:tcPr>
+          <w:p>
+            <w:r>
+              <w:t>A department is restructured and one role's reporting line changes. This SOP is what gets every other job description that names that role as a reporting line reissued together -- not just the one role that actually changed, leaving the rest quietly out of date.</w:t>
+            </w:r>
+          </w:p>
+        </w:tc>
+      </w:tr>
+    </w:tbl>
+    <w:p/>
+    <w:tbl>
+      <w:tblPr>
+        <w:tblStyle w:val="TableGrid"/>
+        <w:tblW w:type="auto" w:w="0"/>
+        <w:tblLook w:firstColumn="1" w:firstRow="1" w:lastColumn="0" w:lastRow="0" w:noHBand="0" w:noVBand="1" w:val="04A0"/>
+      </w:tblPr>
+      <w:tblGrid>
+        <w:gridCol w:w="8640"/>
+      </w:tblGrid>
+      <w:tr>
+        <w:tc>
+          <w:tcPr>
+            <w:tcW w:type="dxa" w:w="8640"/>
+          </w:tcPr>
+          <w:p>
+            <w:r>
+              <w:t>We do this because a job description that is missing the reporting line, qualifications, or performance indicators cannot be used to settle a dispute about who is accountable for what -- and an employee who first learns what their role requires only when something goes wrong was never actually told.</w:t>
+            </w:r>
+          </w:p>
+        </w:tc>
+      </w:tr>
+    </w:tbl>
+    <w:p/>
     <w:p>
       <w:r>
-        <w:t>This SOP sets out how «Hospital Name» defines, documents, and keeps current the reporting relationship, job specification and job description for every category of staff, including what happens if an employee refuses to sign and how a reporting-line change is propagated to every job description it affects — so that every employee knows who they report to, what the role requires, and what they are accountable for, in writing rather than by custom.</w:t>
+        <w:t>To define how «Hospital Name» defines, documents and keeps current the reporting relationship, job specification and job description for every category of staff, including a signature refusal and propagating a reporting-line change.</w:t>
       </w:r>
     </w:p>
     <w:p>
@@ -221,7 +208,18 @@
     </w:p>
     <w:p>
       <w:r>
-        <w:t>This SOP applies to the «HR In-Charge / Personnel Officer» and every department head at «Hospital Name», for every category of staff: clinical, nursing, administrative and support.</w:t>
+        <w:rPr>
+          <w:i/>
+        </w:rPr>
+        <w:t xml:space="preserve">Why: </w:t>
+      </w:r>
+      <w:r>
+        <w:t>so every department head -- not just HR -- is responsible for keeping their own roles' job descriptions accurate.</w:t>
+      </w:r>
+    </w:p>
+    <w:p>
+      <w:r>
+        <w:t>Applies to the HR In-Charge and every department head, for every category of staff: clinical, nursing, administrative and support.</w:t>
       </w:r>
     </w:p>
     <w:p>
@@ -235,12 +233,23 @@
     <w:p>
       <w:r>
         <w:rPr>
+          <w:i/>
+        </w:rPr>
+        <w:t xml:space="preserve">Why: </w:t>
+      </w:r>
+      <w:r>
+        <w:t>a job description nobody drafted, signed or kept current is not actually in force, whatever the file says.</w:t>
+      </w:r>
+    </w:p>
+    <w:p>
+      <w:r>
+        <w:rPr>
           <w:b/>
         </w:rPr>
         <w:t xml:space="preserve">HR In-Charge / Personnel Officer: </w:t>
       </w:r>
       <w:r>
-        <w:t>owns the job description template, files the signed copy in each employee's personnel file, tracks the annual review, and escalates an unsigned job description.</w:t>
+        <w:t>Owns the job description template, files the signed copy in each employee's personnel file, tracks the annual review, and escalates an unsigned job description.</w:t>
       </w:r>
     </w:p>
     <w:p>
@@ -251,7 +260,7 @@
         <w:t xml:space="preserve">Department Heads: </w:t>
       </w:r>
       <w:r>
-        <w:t>draft and keep current the job description for roles in their department, confirm the stated reporting line is accurate, and identify every job description affected when a reporting line changes.</w:t>
+        <w:t>Draft and keep current the job description for roles in their department, confirm the stated reporting line is accurate, and identify every job description affected when a reporting line changes.</w:t>
       </w:r>
     </w:p>
     <w:p>
@@ -262,7 +271,7 @@
         <w:t xml:space="preserve">Medical Superintendent: </w:t>
       </w:r>
       <w:r>
-        <w:t>approves the job description template, any change to a reporting relationship above department level, and decides the outcome where a staff member refuses to sign.</w:t>
+        <w:t>Approves the job description template, any change to a reporting relationship above department level, and decides the outcome where a staff member refuses to sign.</w:t>
       </w:r>
     </w:p>
     <w:p>
@@ -270,7 +279,7 @@
         <w:pStyle w:val="Heading1"/>
       </w:pPr>
       <w:r>
-        <w:t>4. Procedure</w:t>
+        <w:t>4. What to do</w:t>
       </w:r>
     </w:p>
     <w:p>
@@ -278,59 +287,28 @@
         <w:pStyle w:val="Heading2"/>
       </w:pPr>
       <w:r>
-        <w:t>4.1 Define the template</w:t>
+        <w:t>Define the template</w:t>
       </w:r>
     </w:p>
     <w:p>
       <w:r>
         <w:rPr>
-          <w:b/>
+          <w:i/>
         </w:rPr>
-        <w:t xml:space="preserve">Why this step matters: </w:t>
+        <w:t xml:space="preserve">Why: </w:t>
       </w:r>
       <w:r>
-        <w:t>A job description that is missing the reporting line, qualifications, or performance indicators cannot be used to settle a dispute about who is accountable for what — the template has to carry all of it, every time.</w:t>
+        <w:t>A job description that is missing the reporting line, qualifications, or performance indicators cannot be used to settle a dispute about who is accountable for what -- the template has to carry all of it, every time.</w:t>
       </w:r>
     </w:p>
     <w:p>
       <w:r>
-        <w:t>1. The HR In-Charge maintains one job description template covering: designation, department, reporting line, key responsibilities, qualifications required, and performance indicators.</w:t>
+        <w:t>The HR In-Charge maintains one job description template covering: designation, department, reporting line, key responsibilities, qualifications required, and performance indicators.</w:t>
       </w:r>
     </w:p>
     <w:p>
       <w:r>
-        <w:rPr>
-          <w:b/>
-          <w:i/>
-        </w:rPr>
-        <w:t xml:space="preserve">Technical source(s) for this step: </w:t>
-      </w:r>
-    </w:p>
-    <w:p>
-      <w:pPr>
-        <w:pStyle w:val="ListParagraph"/>
-        <w:spacing w:after="240" w:before="80"/>
-        <w:contextualSpacing w:val="0"/>
-      </w:pPr>
-      <w:r>
-        <w:t xml:space="preserve">• International Organization for Standardization. (2026). </w:t>
-      </w:r>
-      <w:hyperlink r:id="rId10">
-        <w:r>
-          <w:rPr>
-            <w:color w:val="0563C1"/>
-            <w:u w:val="single"/>
-          </w:rPr>
-          <w:t>ISO 9001:2026, Quality management systems — Requirements</w:t>
-        </w:r>
-      </w:hyperlink>
-      <w:r>
-        <w:t>, clause 5.3 (Organizational roles, responsibilities and authorities). Referenced as an external benchmark for what a role description should actually define; SHCO accreditation does not itself require ISO 9001 certification.</w:t>
-      </w:r>
-    </w:p>
-    <w:p>
-      <w:r>
-        <w:t>2. The Medical Superintendent approves the template and any structural change to it. (Record 4)</w:t>
+        <w:t>The Medical Superintendent approves the template and any structural change to it.</w:t>
       </w:r>
     </w:p>
     <w:p>
@@ -338,33 +316,33 @@
         <w:pStyle w:val="Heading2"/>
       </w:pPr>
       <w:r>
-        <w:t>4.2 Issue and sign at joining</w:t>
+        <w:t>Issue and sign at joining</w:t>
       </w:r>
     </w:p>
     <w:p>
       <w:r>
         <w:rPr>
-          <w:b/>
+          <w:i/>
         </w:rPr>
-        <w:t xml:space="preserve">Why this step matters: </w:t>
+        <w:t xml:space="preserve">Why: </w:t>
       </w:r>
       <w:r>
-        <w:t>A job description that is never signed cannot later prove the employee was ever told what the role required — the signature at joining is what makes the record usable if a dispute comes up.</w:t>
+        <w:t>A job description that is never signed cannot later prove the employee was ever told what the role required -- the signature at joining is what makes the record usable if a dispute comes up.</w:t>
       </w:r>
     </w:p>
     <w:p>
       <w:r>
-        <w:t>1. The department head completes the job description for the specific role before the new hire's start date.</w:t>
+        <w:t>The department head completes the job description for the specific role before the new hire's start date.</w:t>
       </w:r>
     </w:p>
     <w:p>
       <w:r>
-        <w:t>2. The new hire signs the job description at induction, confirming they have received and understood it.</w:t>
+        <w:t>The new hire signs the job description at induction, confirming they have received and understood it.</w:t>
       </w:r>
     </w:p>
     <w:p>
       <w:r>
-        <w:t>3. The HR In-Charge files the signed copy in the employee's personnel file. (Record 5)</w:t>
+        <w:t>The HR In-Charge files the signed copy in the employee's personnel file.</w:t>
       </w:r>
     </w:p>
     <w:p>
@@ -372,33 +350,33 @@
         <w:pStyle w:val="Heading2"/>
       </w:pPr>
       <w:r>
-        <w:t>4.3 Handle a refusal to sign</w:t>
+        <w:t>Handle a refusal to sign</w:t>
       </w:r>
     </w:p>
     <w:p>
       <w:r>
         <w:rPr>
-          <w:b/>
+          <w:i/>
         </w:rPr>
-        <w:t xml:space="preserve">Why this step matters: </w:t>
+        <w:t xml:space="preserve">Why: </w:t>
       </w:r>
       <w:r>
-        <w:t>An employee who refuses to sign cannot simply be left unsigned indefinitely — an unsigned job description is functionally the same gap as never having issued one at all, so the refusal itself has to be documented and escalated, not quietly dropped.</w:t>
+        <w:t>An employee who refuses to sign cannot simply be left unsigned indefinitely -- an unsigned job description is functionally the same gap as never having issued one at all, so the refusal itself has to be documented and escalated, not quietly dropped.</w:t>
       </w:r>
     </w:p>
     <w:p>
       <w:r>
-        <w:t>1. Where an employee declines to sign, the department head records the refusal and the stated reason, and escalates to the HR In-Charge the same day.</w:t>
+        <w:t>Where an employee declines to sign, the department head records the refusal and the stated reason, and escalates to the HR In-Charge the same day.</w:t>
       </w:r>
     </w:p>
     <w:p>
       <w:r>
-        <w:t>2. The Medical Superintendent reviews the refusal and decides the outcome — clarifying the job description, formally noting the employee's objection on file, or another resolution — within a defined period.</w:t>
+        <w:t>The Medical Superintendent reviews the refusal and decides the outcome -- clarifying the job description, formally noting the employee's objection on file, or another resolution -- within a defined period.</w:t>
       </w:r>
     </w:p>
     <w:p>
       <w:r>
-        <w:t>3. The personnel file records both the refusal and how it was resolved; it is never left as simply 'not signed' with no explanation. (Record 6)</w:t>
+        <w:t>The personnel file records both the refusal and how it was resolved; it is never left as simply 'not signed' with no explanation.</w:t>
       </w:r>
     </w:p>
     <w:p>
@@ -406,33 +384,33 @@
         <w:pStyle w:val="Heading2"/>
       </w:pPr>
       <w:r>
-        <w:t>4.4 Review annually, and propagate a reporting-line change</w:t>
+        <w:t>Review annually, and propagate a reporting-line change</w:t>
       </w:r>
     </w:p>
     <w:p>
       <w:r>
         <w:rPr>
-          <w:b/>
+          <w:i/>
         </w:rPr>
-        <w:t xml:space="preserve">Why this step matters: </w:t>
+        <w:t xml:space="preserve">Why: </w:t>
       </w:r>
       <w:r>
-        <w:t>A job description that is never revisited drifts away from what the person actually does — and a reporting-line change made for one role (a promotion, a department restructuring) often affects several other job descriptions that reference it, not just the one role that changed.</w:t>
+        <w:t>A job description that is never revisited drifts away from what the person actually does -- and a reporting-line change made for one role often affects several other job descriptions that reference it, not just the one role that changed.</w:t>
       </w:r>
     </w:p>
     <w:p>
       <w:r>
-        <w:t>1. Department heads review every job description in their department annually, or immediately when a role changes.</w:t>
+        <w:t>Department heads review every job description in their department annually, or immediately when a role changes.</w:t>
       </w:r>
     </w:p>
     <w:p>
       <w:r>
-        <w:t>2. When a reporting line changes, the department head identifies every other job description that names the changed role as a reporting line, and reissues all of them together, not just the one role that changed.</w:t>
+        <w:t>When a reporting line changes, the department head identifies every other job description that names the changed role as a reporting line, and reissues all of them together, not just the one role that changed.</w:t>
       </w:r>
     </w:p>
     <w:p>
       <w:r>
-        <w:t>3. Any change is re-signed by the employee and re-filed; the HR In-Charge tracks which job descriptions are due for review and escalates overdue ones to the department head. (Record 4)</w:t>
+        <w:t>Any change is re-signed by the employee and re-filed; the HR In-Charge tracks which job descriptions are due for review and escalates overdue ones to the department head.</w:t>
       </w:r>
     </w:p>
     <w:p>
@@ -453,7 +431,7 @@
         <w:pStyle w:val="Heading1"/>
       </w:pPr>
       <w:r>
-        <w:t>6. Related Documents</w:t>
+        <w:t>6. Related SOPs</w:t>
       </w:r>
     </w:p>
     <w:p>
@@ -461,7 +439,54 @@
         <w:pStyle w:val="ListParagraph"/>
       </w:pPr>
       <w:r>
-        <w:t>Policy on Human Resource Planning, Recruitment and Staff Governance (HRM.1) — this SOP operationalises step 5.5</w:t>
+        <w:t>Policy on Human Resource Planning, Recruitment and Staff Governance (HRM.1)</w:t>
+      </w:r>
+    </w:p>
+    <w:p>
+      <w:pPr>
+        <w:pStyle w:val="Heading1"/>
+      </w:pPr>
+      <w:r>
+        <w:t>7. Review</w:t>
+      </w:r>
+    </w:p>
+    <w:p>
+      <w:r>
+        <w:t>This SOP is reviewed at least annually by the Quality Coordinator together with the HR In-Charge, and sooner if an audit finds a job description missing or unsigned in a personnel file, or a reporting-line change was not propagated to every job description it affected.</w:t>
+      </w:r>
+    </w:p>
+    <w:p>
+      <w:r>
+        <w:br w:type="page"/>
+      </w:r>
+    </w:p>
+    <w:p>
+      <w:pPr>
+        <w:pStyle w:val="Heading1"/>
+      </w:pPr>
+      <w:r>
+        <w:t>Appendix — NABH Standard Cross-Reference and Evidence Basis</w:t>
+      </w:r>
+    </w:p>
+    <w:p>
+      <w:r>
+        <w:t>For the Quality Coordinator and NABH assessment use only. The reasoning and real-world triggers for each requirement are already in the body above -- this appendix adds only what the body deliberately leaves out: the exact objective-element code, how this SOP's scope is kept separate from neighbouring standards, and the verified technical source for anything cited.</w:t>
+      </w:r>
+    </w:p>
+    <w:p>
+      <w:pPr>
+        <w:pStyle w:val="Heading2"/>
+      </w:pPr>
+      <w:r>
+        <w:t>Define the template — HRM.1.e</w:t>
+      </w:r>
+    </w:p>
+    <w:p>
+      <w:r>
+        <w:rPr>
+          <w:i/>
+        </w:rPr>
+        <w:t>Verified source(s):</w:t>
       </w:r>
     </w:p>
     <w:p>
@@ -469,27 +494,67 @@
         <w:pStyle w:val="ListParagraph"/>
       </w:pPr>
       <w:r>
-        <w:t>Required Records — HRM.1.e (see HRM.1 Records folder)</w:t>
+        <w:t xml:space="preserve">• </w:t>
+      </w:r>
+      <w:r>
+        <w:t xml:space="preserve">International Organization for Standardization. (2026). </w:t>
+      </w:r>
+      <w:hyperlink r:id="rId9">
+        <w:r>
+          <w:rPr>
+            <w:color w:val="0563C1"/>
+            <w:u w:val="single"/>
+          </w:rPr>
+          <w:t>ISO 9001:2026, Quality management systems — Requirements</w:t>
+        </w:r>
+      </w:hyperlink>
+      <w:r>
+        <w:t>, clause 5.3 (Organizational roles, responsibilities and authorities). Referenced as an external benchmark for what a role description should define; SHCO accreditation does not itself require ISO 9001 certification.</w:t>
       </w:r>
     </w:p>
     <w:p>
       <w:pPr>
-        <w:pStyle w:val="Heading1"/>
+        <w:pStyle w:val="Heading2"/>
       </w:pPr>
       <w:r>
-        <w:t>7. Where This SOP's Requirements Come From (Verified Sources)</w:t>
+        <w:t>Issue and sign at joining — HRM.1.e</w:t>
+      </w:r>
+    </w:p>
+    <w:p>
+      <w:pPr>
+        <w:pStyle w:val="Heading2"/>
+      </w:pPr>
+      <w:r>
+        <w:t>Handle a refusal to sign — HRM.1.e</w:t>
+      </w:r>
+    </w:p>
+    <w:p>
+      <w:pPr>
+        <w:pStyle w:val="Heading2"/>
+      </w:pPr>
+      <w:r>
+        <w:t>Review annually, and propagate a reporting-line change — HRM.1.e</w:t>
+      </w:r>
+    </w:p>
+    <w:p>
+      <w:pPr>
+        <w:pStyle w:val="Heading2"/>
+      </w:pPr>
+      <w:r>
+        <w:t>Full reference list</w:t>
       </w:r>
     </w:p>
     <w:p>
       <w:pPr>
         <w:pStyle w:val="ListParagraph"/>
-        <w:spacing w:after="240" w:before="80"/>
-        <w:contextualSpacing w:val="0"/>
       </w:pPr>
       <w:r>
-        <w:t xml:space="preserve">• National Accreditation Board for Hospitals and Healthcare Providers. (2022). Standards for Small Healthcare Organisations (3rd ed.). </w:t>
+        <w:t xml:space="preserve">• </w:t>
       </w:r>
-      <w:hyperlink r:id="rId9">
+      <w:r>
+        <w:t xml:space="preserve">National Accreditation Board for Hospitals and Healthcare Providers. (2022). Standards for Small Healthcare Organisations (3rd ed.). </w:t>
+      </w:r>
+      <w:hyperlink r:id="rId10">
         <w:r>
           <w:rPr>
             <w:color w:val="0563C1"/>
@@ -504,15 +569,25 @@
     </w:p>
     <w:p>
       <w:pPr>
-        <w:pStyle w:val="Heading1"/>
+        <w:pStyle w:val="ListParagraph"/>
       </w:pPr>
       <w:r>
-        <w:t>8. Review</w:t>
+        <w:t xml:space="preserve">• </w:t>
       </w:r>
-    </w:p>
-    <w:p>
       <w:r>
-        <w:t>This SOP is reviewed at least annually by the Quality Coordinator together with the HR In-Charge, and sooner if an audit finds a job description missing or unsigned in a personnel file, or a reporting-line change was not propagated to every job description it affected.</w:t>
+        <w:t xml:space="preserve">International Organization for Standardization. (2026). </w:t>
+      </w:r>
+      <w:hyperlink r:id="rId9">
+        <w:r>
+          <w:rPr>
+            <w:color w:val="0563C1"/>
+            <w:u w:val="single"/>
+          </w:rPr>
+          <w:t>ISO 9001:2026, Quality management systems — Requirements</w:t>
+        </w:r>
+      </w:hyperlink>
+      <w:r>
+        <w:t>, clause 5.3 (Organizational roles, responsibilities and authorities). Referenced as an external benchmark for what a role description should define; SHCO accreditation does not itself require ISO 9001 certification.</w:t>
       </w:r>
     </w:p>
     <w:sectPr>

--- a/policies/build/sop_record_masters/HRM/SOP_HRM.1.e_job_description.docx
+++ b/policies/build/sop_record_masters/HRM/SOP_HRM.1.e_job_description.docx
@@ -208,12 +208,6 @@
     </w:p>
     <w:p>
       <w:r>
-        <w:rPr>
-          <w:i/>
-        </w:rPr>
-        <w:t xml:space="preserve">Why: </w:t>
-      </w:r>
-      <w:r>
         <w:t>so every department head -- not just HR -- is responsible for keeping their own roles' job descriptions accurate.</w:t>
       </w:r>
     </w:p>
@@ -231,12 +225,6 @@
       </w:r>
     </w:p>
     <w:p>
-      <w:r>
-        <w:rPr>
-          <w:i/>
-        </w:rPr>
-        <w:t xml:space="preserve">Why: </w:t>
-      </w:r>
       <w:r>
         <w:t>a job description nobody drafted, signed or kept current is not actually in force, whatever the file says.</w:t>
       </w:r>
@@ -292,12 +280,6 @@
     </w:p>
     <w:p>
       <w:r>
-        <w:rPr>
-          <w:i/>
-        </w:rPr>
-        <w:t xml:space="preserve">Why: </w:t>
-      </w:r>
-      <w:r>
         <w:t>A job description that is missing the reporting line, qualifications, or performance indicators cannot be used to settle a dispute about who is accountable for what -- the template has to carry all of it, every time.</w:t>
       </w:r>
     </w:p>
@@ -320,12 +302,6 @@
       </w:r>
     </w:p>
     <w:p>
-      <w:r>
-        <w:rPr>
-          <w:i/>
-        </w:rPr>
-        <w:t xml:space="preserve">Why: </w:t>
-      </w:r>
       <w:r>
         <w:t>A job description that is never signed cannot later prove the employee was ever told what the role required -- the signature at joining is what makes the record usable if a dispute comes up.</w:t>
       </w:r>
@@ -355,12 +331,6 @@
     </w:p>
     <w:p>
       <w:r>
-        <w:rPr>
-          <w:i/>
-        </w:rPr>
-        <w:t xml:space="preserve">Why: </w:t>
-      </w:r>
-      <w:r>
         <w:t>An employee who refuses to sign cannot simply be left unsigned indefinitely -- an unsigned job description is functionally the same gap as never having issued one at all, so the refusal itself has to be documented and escalated, not quietly dropped.</w:t>
       </w:r>
     </w:p>
@@ -388,12 +358,6 @@
       </w:r>
     </w:p>
     <w:p>
-      <w:r>
-        <w:rPr>
-          <w:i/>
-        </w:rPr>
-        <w:t xml:space="preserve">Why: </w:t>
-      </w:r>
       <w:r>
         <w:t>A job description that is never revisited drifts away from what the person actually does -- and a reporting-line change made for one role often affects several other job descriptions that reference it, not just the one role that changed.</w:t>
       </w:r>

--- a/policies/build/sop_record_masters/HRM/SOP_HRM.1.e_job_description.docx
+++ b/policies/build/sop_record_masters/HRM/SOP_HRM.1.e_job_description.docx
@@ -285,7 +285,37 @@
     </w:p>
     <w:p>
       <w:r>
-        <w:t>The HR In-Charge maintains one job description template covering: designation, department, reporting line, key responsibilities, qualifications required, and performance indicators.</w:t>
+        <w:t>The HR In-Charge maintains one job description template covering six things:</w:t>
+      </w:r>
+    </w:p>
+    <w:p>
+      <w:r>
+        <w:t>1. Designation.</w:t>
+      </w:r>
+    </w:p>
+    <w:p>
+      <w:r>
+        <w:t>2. Department.</w:t>
+      </w:r>
+    </w:p>
+    <w:p>
+      <w:r>
+        <w:t>3. Reporting line.</w:t>
+      </w:r>
+    </w:p>
+    <w:p>
+      <w:r>
+        <w:t>4. Key responsibilities.</w:t>
+      </w:r>
+    </w:p>
+    <w:p>
+      <w:r>
+        <w:t>5. Qualifications required.</w:t>
+      </w:r>
+    </w:p>
+    <w:p>
+      <w:r>
+        <w:t>6. Performance indicators.</w:t>
       </w:r>
     </w:p>
     <w:p>
